--- a/docx_chapters/15_Trail_5__UT_Arboretum.docx
+++ b/docx_chapters/15_Trail_5__UT_Arboretum.docx
@@ -149,18 +149,18 @@
               <w:pStyle w:val="Compact"/>
             </w:pPr>
             <w:r>
-              <w:t xml:space="preserve">Time Estimate</w:t>
-            </w:r>
-          </w:p>
-        </w:tc>
-        <w:tc>
-          <w:tcPr/>
-          <w:p>
-            <w:pPr>
-              <w:pStyle w:val="Compact"/>
-            </w:pPr>
-            <w:r>
-              <w:t xml:space="preserve">0.5 hours - 1 hour</w:t>
+              <w:t xml:space="preserve">Time from Knoxville</w:t>
+            </w:r>
+          </w:p>
+        </w:tc>
+        <w:tc>
+          <w:tcPr/>
+          <w:p>
+            <w:pPr>
+              <w:pStyle w:val="Compact"/>
+            </w:pPr>
+            <w:r>
+              <w:t xml:space="preserve">25-30 mins</w:t>
             </w:r>
           </w:p>
         </w:tc>

--- a/docx_chapters/15_Trail_5__UT_Arboretum.docx
+++ b/docx_chapters/15_Trail_5__UT_Arboretum.docx
@@ -317,7 +317,7 @@
               <w:pStyle w:val="Compact"/>
             </w:pPr>
             <w:r>
-              <w:t xml:space="preserve">Strollers and Wheelchairs</w:t>
+              <w:t xml:space="preserve">Accessibility</w:t>
             </w:r>
           </w:p>
         </w:tc>

--- a/docx_chapters/15_Trail_5__UT_Arboretum.docx
+++ b/docx_chapters/15_Trail_5__UT_Arboretum.docx
@@ -56,7 +56,7 @@
         </w:numPr>
       </w:pPr>
       <w:r>
-        <w:t xml:space="preserve">trail-05-figure-02.jpg</w:t>
+        <w:t xml:space="preserve">second ut arboretum.jpg</w:t>
       </w:r>
     </w:p>
     <w:bookmarkStart w:id="20" w:name="overview"/>
